--- a/English/INSTALL_GUIDE.docx
+++ b/English/INSTALL_GUIDE.docx
@@ -11,6 +11,7 @@
         </w:numPr>
         <w:bidi w:val="0"/>
         <w:spacing w:before="240" w:after="120"/>
+        <w:ind w:hanging="0" w:start="0"/>
         <w:jc w:val="start"/>
         <w:rPr/>
       </w:pPr>
@@ -28,6 +29,7 @@
         </w:numPr>
         <w:bidi w:val="0"/>
         <w:spacing w:before="200" w:after="120"/>
+        <w:ind w:hanging="0" w:start="0"/>
         <w:jc w:val="start"/>
         <w:rPr/>
       </w:pPr>
@@ -67,10 +69,9 @@
         <w:pStyle w:val="BodyText"/>
         <w:numPr>
           <w:ilvl w:val="0"/>
-          <w:numId w:val="2"/>
-        </w:numPr>
-        <w:tabs>
-          <w:tab w:val="clear" w:pos="709"/>
+          <w:numId w:val="1"/>
+        </w:numPr>
+        <w:tabs>
           <w:tab w:val="left" w:pos="709" w:leader="none"/>
         </w:tabs>
         <w:bidi w:val="0"/>
@@ -89,10 +90,9 @@
         <w:pStyle w:val="BodyText"/>
         <w:numPr>
           <w:ilvl w:val="0"/>
-          <w:numId w:val="2"/>
-        </w:numPr>
-        <w:tabs>
-          <w:tab w:val="clear" w:pos="709"/>
+          <w:numId w:val="1"/>
+        </w:numPr>
+        <w:tabs>
           <w:tab w:val="left" w:pos="709" w:leader="none"/>
         </w:tabs>
         <w:bidi w:val="0"/>
@@ -111,10 +111,9 @@
         <w:pStyle w:val="BodyText"/>
         <w:numPr>
           <w:ilvl w:val="0"/>
-          <w:numId w:val="2"/>
-        </w:numPr>
-        <w:tabs>
-          <w:tab w:val="clear" w:pos="709"/>
+          <w:numId w:val="1"/>
+        </w:numPr>
+        <w:tabs>
           <w:tab w:val="left" w:pos="709" w:leader="none"/>
         </w:tabs>
         <w:bidi w:val="0"/>
@@ -133,10 +132,9 @@
         <w:pStyle w:val="BodyText"/>
         <w:numPr>
           <w:ilvl w:val="0"/>
-          <w:numId w:val="2"/>
-        </w:numPr>
-        <w:tabs>
-          <w:tab w:val="clear" w:pos="709"/>
+          <w:numId w:val="1"/>
+        </w:numPr>
+        <w:tabs>
           <w:tab w:val="left" w:pos="709" w:leader="none"/>
         </w:tabs>
         <w:bidi w:val="0"/>
@@ -151,7 +149,7 @@
     </w:p>
     <w:p>
       <w:pPr>
-        <w:pStyle w:val="Lneahorizontal"/>
+        <w:pStyle w:val="Lneahorizontaluser"/>
         <w:suppressLineNumbers/>
         <w:pBdr>
           <w:bottom w:val="double" w:sz="2" w:space="0" w:color="808080"/>
@@ -174,6 +172,7 @@
         </w:numPr>
         <w:bidi w:val="0"/>
         <w:spacing w:before="200" w:after="120"/>
+        <w:ind w:hanging="0" w:start="0"/>
         <w:jc w:val="start"/>
         <w:rPr/>
       </w:pPr>
@@ -200,10 +199,9 @@
         <w:pStyle w:val="BodyText"/>
         <w:numPr>
           <w:ilvl w:val="0"/>
-          <w:numId w:val="3"/>
-        </w:numPr>
-        <w:tabs>
-          <w:tab w:val="clear" w:pos="709"/>
+          <w:numId w:val="2"/>
+        </w:numPr>
+        <w:tabs>
           <w:tab w:val="left" w:pos="709" w:leader="none"/>
         </w:tabs>
         <w:bidi w:val="0"/>
@@ -222,10 +220,9 @@
         <w:pStyle w:val="BodyText"/>
         <w:numPr>
           <w:ilvl w:val="0"/>
-          <w:numId w:val="3"/>
-        </w:numPr>
-        <w:tabs>
-          <w:tab w:val="clear" w:pos="709"/>
+          <w:numId w:val="2"/>
+        </w:numPr>
+        <w:tabs>
           <w:tab w:val="left" w:pos="709" w:leader="none"/>
         </w:tabs>
         <w:bidi w:val="0"/>
@@ -240,7 +237,7 @@
     </w:p>
     <w:p>
       <w:pPr>
-        <w:pStyle w:val="Lneahorizontal"/>
+        <w:pStyle w:val="Lneahorizontaluser"/>
         <w:suppressLineNumbers/>
         <w:pBdr>
           <w:bottom w:val="double" w:sz="2" w:space="0" w:color="808080"/>
@@ -263,6 +260,7 @@
         </w:numPr>
         <w:bidi w:val="0"/>
         <w:spacing w:before="200" w:after="120"/>
+        <w:ind w:hanging="0" w:start="0"/>
         <w:jc w:val="start"/>
         <w:rPr/>
       </w:pPr>
@@ -286,7 +284,7 @@
     </w:p>
     <w:p>
       <w:pPr>
-        <w:pStyle w:val="Lneahorizontal"/>
+        <w:pStyle w:val="Lneahorizontaluser"/>
         <w:suppressLineNumbers/>
         <w:pBdr>
           <w:bottom w:val="double" w:sz="2" w:space="0" w:color="808080"/>
@@ -309,6 +307,7 @@
         </w:numPr>
         <w:bidi w:val="0"/>
         <w:spacing w:before="200" w:after="120"/>
+        <w:ind w:hanging="0" w:start="0"/>
         <w:jc w:val="start"/>
         <w:rPr/>
       </w:pPr>
@@ -361,7 +360,111 @@
     </w:p>
     <w:p>
       <w:pPr>
-        <w:pStyle w:val="Lneahorizontal"/>
+        <w:pStyle w:val="BodyText"/>
+        <w:rPr/>
+      </w:pPr>
+      <w:r>
+        <w:rPr/>
+        <w:t xml:space="preserve">- </w:t>
+      </w:r>
+      <w:r>
+        <w:rPr/>
+        <w:t>Crewchief: After install do not run it if the installer asks</w:t>
+      </w:r>
+    </w:p>
+    <w:p>
+      <w:pPr>
+        <w:pStyle w:val="BodyText"/>
+        <w:rPr/>
+      </w:pPr>
+      <w:r>
+        <w:rPr/>
+        <w:t xml:space="preserve">- </w:t>
+      </w:r>
+      <w:r>
+        <w:rPr/>
+        <w:t xml:space="preserve">Simhubdash Uncheck - </w:t>
+      </w:r>
+      <w:r>
+        <w:rPr/>
+        <w:t>Install .NET Runtime</w:t>
+      </w:r>
+    </w:p>
+    <w:p>
+      <w:pPr>
+        <w:pStyle w:val="BodyText"/>
+        <w:rPr/>
+      </w:pPr>
+      <w:r>
+        <w:rPr>
+          <w:rStyle w:val="Strong"/>
+        </w:rPr>
+        <w:t xml:space="preserve">                                       </w:t>
+      </w:r>
+      <w:r>
+        <w:rPr>
+          <w:rStyle w:val="Strong"/>
+          <w:b w:val="false"/>
+          <w:bCs w:val="false"/>
+        </w:rPr>
+        <w:t>- Install USB Display Drivers</w:t>
+      </w:r>
+    </w:p>
+    <w:p>
+      <w:pPr>
+        <w:pStyle w:val="BodyText"/>
+        <w:rPr/>
+      </w:pPr>
+      <w:r>
+        <w:rPr>
+          <w:rStyle w:val="Strong"/>
+          <w:b w:val="false"/>
+          <w:bCs w:val="false"/>
+        </w:rPr>
+        <w:t xml:space="preserve">                                       </w:t>
+      </w:r>
+      <w:r>
+        <w:rPr>
+          <w:rStyle w:val="Strong"/>
+          <w:b w:val="false"/>
+          <w:bCs w:val="false"/>
+        </w:rPr>
+        <w:t xml:space="preserve">- Install Visual C++ Redistributables      </w:t>
+      </w:r>
+    </w:p>
+    <w:p>
+      <w:pPr>
+        <w:pStyle w:val="BodyText"/>
+        <w:rPr/>
+      </w:pPr>
+      <w:r>
+        <w:rPr>
+          <w:rStyle w:val="Strong"/>
+          <w:b w:val="false"/>
+          <w:bCs w:val="false"/>
+        </w:rPr>
+        <w:t xml:space="preserve">                                       </w:t>
+      </w:r>
+      <w:r>
+        <w:rPr>
+          <w:rStyle w:val="Strong"/>
+          <w:b w:val="false"/>
+          <w:bCs w:val="false"/>
+        </w:rPr>
+        <w:t xml:space="preserve">- </w:t>
+      </w:r>
+      <w:r>
+        <w:rPr>
+          <w:rStyle w:val="Strong"/>
+          <w:b w:val="false"/>
+          <w:bCs w:val="false"/>
+        </w:rPr>
+        <w:t>After install do not run it if the installer asks</w:t>
+      </w:r>
+    </w:p>
+    <w:p>
+      <w:pPr>
+        <w:pStyle w:val="Lneahorizontaluser"/>
         <w:suppressLineNumbers/>
         <w:pBdr>
           <w:bottom w:val="double" w:sz="2" w:space="0" w:color="808080"/>
@@ -384,6 +487,7 @@
         </w:numPr>
         <w:bidi w:val="0"/>
         <w:spacing w:before="200" w:after="120"/>
+        <w:ind w:hanging="0" w:start="0"/>
         <w:jc w:val="start"/>
         <w:rPr/>
       </w:pPr>
@@ -453,7 +557,7 @@
     </w:p>
     <w:p>
       <w:pPr>
-        <w:pStyle w:val="Lneahorizontal"/>
+        <w:pStyle w:val="Lneahorizontaluser"/>
         <w:suppressLineNumbers/>
         <w:pBdr>
           <w:bottom w:val="double" w:sz="2" w:space="0" w:color="808080"/>
@@ -476,6 +580,7 @@
         </w:numPr>
         <w:bidi w:val="0"/>
         <w:spacing w:before="200" w:after="120"/>
+        <w:ind w:hanging="0" w:start="0"/>
         <w:jc w:val="start"/>
         <w:rPr/>
       </w:pPr>
@@ -558,7 +663,7 @@
     </w:p>
     <w:p>
       <w:pPr>
-        <w:pStyle w:val="Lneahorizontal"/>
+        <w:pStyle w:val="Lneahorizontaluser"/>
         <w:suppressLineNumbers/>
         <w:pBdr>
           <w:bottom w:val="double" w:sz="2" w:space="0" w:color="808080"/>
@@ -581,6 +686,7 @@
         </w:numPr>
         <w:bidi w:val="0"/>
         <w:spacing w:before="200" w:after="120"/>
+        <w:ind w:hanging="0" w:start="0"/>
         <w:jc w:val="start"/>
         <w:rPr/>
       </w:pPr>
@@ -607,10 +713,9 @@
         <w:pStyle w:val="BodyText"/>
         <w:numPr>
           <w:ilvl w:val="0"/>
-          <w:numId w:val="4"/>
-        </w:numPr>
-        <w:tabs>
-          <w:tab w:val="clear" w:pos="709"/>
+          <w:numId w:val="3"/>
+        </w:numPr>
+        <w:tabs>
           <w:tab w:val="left" w:pos="709" w:leader="none"/>
         </w:tabs>
         <w:bidi w:val="0"/>
@@ -629,10 +734,9 @@
         <w:pStyle w:val="BodyText"/>
         <w:numPr>
           <w:ilvl w:val="0"/>
-          <w:numId w:val="4"/>
-        </w:numPr>
-        <w:tabs>
-          <w:tab w:val="clear" w:pos="709"/>
+          <w:numId w:val="3"/>
+        </w:numPr>
+        <w:tabs>
           <w:tab w:val="left" w:pos="709" w:leader="none"/>
         </w:tabs>
         <w:bidi w:val="0"/>
@@ -661,10 +765,9 @@
         <w:pStyle w:val="BodyText"/>
         <w:numPr>
           <w:ilvl w:val="0"/>
-          <w:numId w:val="4"/>
-        </w:numPr>
-        <w:tabs>
-          <w:tab w:val="clear" w:pos="709"/>
+          <w:numId w:val="3"/>
+        </w:numPr>
+        <w:tabs>
           <w:tab w:val="left" w:pos="709" w:leader="none"/>
         </w:tabs>
         <w:bidi w:val="0"/>
@@ -705,10 +808,9 @@
         <w:pStyle w:val="BodyText"/>
         <w:numPr>
           <w:ilvl w:val="0"/>
-          <w:numId w:val="5"/>
-        </w:numPr>
-        <w:tabs>
-          <w:tab w:val="clear" w:pos="709"/>
+          <w:numId w:val="4"/>
+        </w:numPr>
+        <w:tabs>
           <w:tab w:val="left" w:pos="709" w:leader="none"/>
         </w:tabs>
         <w:bidi w:val="0"/>
@@ -727,10 +829,9 @@
         <w:pStyle w:val="BodyText"/>
         <w:numPr>
           <w:ilvl w:val="0"/>
-          <w:numId w:val="5"/>
-        </w:numPr>
-        <w:tabs>
-          <w:tab w:val="clear" w:pos="709"/>
+          <w:numId w:val="4"/>
+        </w:numPr>
+        <w:tabs>
           <w:tab w:val="left" w:pos="709" w:leader="none"/>
         </w:tabs>
         <w:bidi w:val="0"/>
@@ -764,7 +865,7 @@
     </w:p>
     <w:p>
       <w:pPr>
-        <w:pStyle w:val="Lneahorizontal"/>
+        <w:pStyle w:val="Lneahorizontaluser"/>
         <w:suppressLineNumbers/>
         <w:pBdr>
           <w:bottom w:val="double" w:sz="2" w:space="0" w:color="808080"/>
@@ -787,6 +888,7 @@
         </w:numPr>
         <w:bidi w:val="0"/>
         <w:spacing w:before="200" w:after="120"/>
+        <w:ind w:hanging="0" w:start="0"/>
         <w:jc w:val="start"/>
         <w:rPr/>
       </w:pPr>
@@ -843,7 +945,7 @@
     </w:p>
     <w:p>
       <w:pPr>
-        <w:pStyle w:val="Lneahorizontal"/>
+        <w:pStyle w:val="Lneahorizontaluser"/>
         <w:suppressLineNumbers/>
         <w:pBdr>
           <w:bottom w:val="double" w:sz="2" w:space="0" w:color="808080"/>
@@ -866,6 +968,7 @@
         </w:numPr>
         <w:bidi w:val="0"/>
         <w:spacing w:before="200" w:after="120"/>
+        <w:ind w:hanging="0" w:start="0"/>
         <w:jc w:val="start"/>
         <w:rPr/>
       </w:pPr>
@@ -896,6 +999,7 @@
         </w:numPr>
         <w:bidi w:val="0"/>
         <w:spacing w:before="140" w:after="120"/>
+        <w:ind w:hanging="0" w:start="0"/>
         <w:jc w:val="start"/>
         <w:rPr/>
       </w:pPr>
@@ -909,10 +1013,9 @@
         <w:pStyle w:val="BodyText"/>
         <w:numPr>
           <w:ilvl w:val="0"/>
-          <w:numId w:val="6"/>
-        </w:numPr>
-        <w:tabs>
-          <w:tab w:val="clear" w:pos="709"/>
+          <w:numId w:val="5"/>
+        </w:numPr>
+        <w:tabs>
           <w:tab w:val="left" w:pos="709" w:leader="none"/>
         </w:tabs>
         <w:bidi w:val="0"/>
@@ -931,48 +1034,47 @@
         <w:pStyle w:val="BodyText"/>
         <w:numPr>
           <w:ilvl w:val="0"/>
+          <w:numId w:val="5"/>
+        </w:numPr>
+        <w:tabs>
+          <w:tab w:val="left" w:pos="709" w:leader="none"/>
+        </w:tabs>
+        <w:bidi w:val="0"/>
+        <w:ind w:hanging="283" w:start="709"/>
+        <w:jc w:val="start"/>
+        <w:rPr/>
+      </w:pPr>
+      <w:r>
+        <w:rPr/>
+        <w:t xml:space="preserve">Run the launch script. </w:t>
+      </w:r>
+    </w:p>
+    <w:p>
+      <w:pPr>
+        <w:pStyle w:val="Heading3"/>
+        <w:numPr>
+          <w:ilvl w:val="0"/>
+          <w:numId w:val="0"/>
+        </w:numPr>
+        <w:bidi w:val="0"/>
+        <w:spacing w:before="140" w:after="120"/>
+        <w:ind w:hanging="0" w:start="0"/>
+        <w:jc w:val="start"/>
+        <w:rPr/>
+      </w:pPr>
+      <w:r>
+        <w:rPr/>
+        <w:t>Shutdown</w:t>
+      </w:r>
+    </w:p>
+    <w:p>
+      <w:pPr>
+        <w:pStyle w:val="BodyText"/>
+        <w:numPr>
+          <w:ilvl w:val="0"/>
           <w:numId w:val="6"/>
         </w:numPr>
         <w:tabs>
-          <w:tab w:val="clear" w:pos="709"/>
-          <w:tab w:val="left" w:pos="709" w:leader="none"/>
-        </w:tabs>
-        <w:bidi w:val="0"/>
-        <w:ind w:hanging="283" w:start="709"/>
-        <w:jc w:val="start"/>
-        <w:rPr/>
-      </w:pPr>
-      <w:r>
-        <w:rPr/>
-        <w:t xml:space="preserve">Run the launch script. </w:t>
-      </w:r>
-    </w:p>
-    <w:p>
-      <w:pPr>
-        <w:pStyle w:val="Heading3"/>
-        <w:numPr>
-          <w:ilvl w:val="0"/>
-          <w:numId w:val="0"/>
-        </w:numPr>
-        <w:bidi w:val="0"/>
-        <w:spacing w:before="140" w:after="120"/>
-        <w:jc w:val="start"/>
-        <w:rPr/>
-      </w:pPr>
-      <w:r>
-        <w:rPr/>
-        <w:t>Shutdown</w:t>
-      </w:r>
-    </w:p>
-    <w:p>
-      <w:pPr>
-        <w:pStyle w:val="BodyText"/>
-        <w:numPr>
-          <w:ilvl w:val="0"/>
-          <w:numId w:val="7"/>
-        </w:numPr>
-        <w:tabs>
-          <w:tab w:val="clear" w:pos="709"/>
           <w:tab w:val="left" w:pos="709" w:leader="none"/>
         </w:tabs>
         <w:bidi w:val="0"/>
@@ -991,10 +1093,9 @@
         <w:pStyle w:val="BodyText"/>
         <w:numPr>
           <w:ilvl w:val="0"/>
-          <w:numId w:val="7"/>
-        </w:numPr>
-        <w:tabs>
-          <w:tab w:val="clear" w:pos="709"/>
+          <w:numId w:val="6"/>
+        </w:numPr>
+        <w:tabs>
           <w:tab w:val="left" w:pos="709" w:leader="none"/>
         </w:tabs>
         <w:bidi w:val="0"/>
@@ -1009,7 +1110,7 @@
     </w:p>
     <w:p>
       <w:pPr>
-        <w:pStyle w:val="Lneahorizontal"/>
+        <w:pStyle w:val="Lneahorizontaluser"/>
         <w:suppressLineNumbers/>
         <w:pBdr>
           <w:bottom w:val="double" w:sz="2" w:space="0" w:color="808080"/>
@@ -1032,6 +1133,7 @@
         </w:numPr>
         <w:bidi w:val="0"/>
         <w:spacing w:before="200" w:after="120"/>
+        <w:ind w:hanging="0" w:start="0"/>
         <w:jc w:val="start"/>
         <w:rPr/>
       </w:pPr>
@@ -1065,7 +1167,7 @@
     </w:p>
     <w:p>
       <w:pPr>
-        <w:pStyle w:val="Lneahorizontal"/>
+        <w:pStyle w:val="Lneahorizontaluser"/>
         <w:suppressLineNumbers/>
         <w:pBdr>
           <w:bottom w:val="double" w:sz="2" w:space="0" w:color="808080"/>
@@ -1088,6 +1190,7 @@
         </w:numPr>
         <w:bidi w:val="0"/>
         <w:spacing w:before="240" w:after="120"/>
+        <w:ind w:hanging="0" w:start="0"/>
         <w:jc w:val="start"/>
         <w:rPr/>
       </w:pPr>
@@ -1114,10 +1217,9 @@
         <w:pStyle w:val="BodyText"/>
         <w:numPr>
           <w:ilvl w:val="0"/>
-          <w:numId w:val="8"/>
-        </w:numPr>
-        <w:tabs>
-          <w:tab w:val="clear" w:pos="709"/>
+          <w:numId w:val="7"/>
+        </w:numPr>
+        <w:tabs>
           <w:tab w:val="left" w:pos="709" w:leader="none"/>
         </w:tabs>
         <w:bidi w:val="0"/>
@@ -1136,10 +1238,9 @@
         <w:pStyle w:val="BodyText"/>
         <w:numPr>
           <w:ilvl w:val="0"/>
-          <w:numId w:val="8"/>
-        </w:numPr>
-        <w:tabs>
-          <w:tab w:val="clear" w:pos="709"/>
+          <w:numId w:val="7"/>
+        </w:numPr>
+        <w:tabs>
           <w:tab w:val="left" w:pos="709" w:leader="none"/>
         </w:tabs>
         <w:bidi w:val="0"/>
@@ -1158,10 +1259,9 @@
         <w:pStyle w:val="BodyText"/>
         <w:numPr>
           <w:ilvl w:val="0"/>
-          <w:numId w:val="8"/>
-        </w:numPr>
-        <w:tabs>
-          <w:tab w:val="clear" w:pos="709"/>
+          <w:numId w:val="7"/>
+        </w:numPr>
+        <w:tabs>
           <w:tab w:val="left" w:pos="709" w:leader="none"/>
         </w:tabs>
         <w:bidi w:val="0"/>
@@ -1196,7 +1296,7 @@
     </w:p>
     <w:p>
       <w:pPr>
-        <w:pStyle w:val="Lneahorizontal"/>
+        <w:pStyle w:val="Lneahorizontaluser"/>
         <w:suppressLineNumbers/>
         <w:pBdr>
           <w:bottom w:val="double" w:sz="2" w:space="0" w:color="808080"/>
@@ -1219,6 +1319,7 @@
         </w:numPr>
         <w:bidi w:val="0"/>
         <w:spacing w:before="240" w:after="120"/>
+        <w:ind w:hanging="0" w:start="0"/>
         <w:jc w:val="start"/>
         <w:rPr/>
       </w:pPr>
@@ -1236,6 +1337,7 @@
         </w:numPr>
         <w:bidi w:val="0"/>
         <w:spacing w:before="200" w:after="120"/>
+        <w:ind w:hanging="0" w:start="0"/>
         <w:jc w:val="start"/>
         <w:rPr/>
       </w:pPr>
@@ -1246,7 +1348,7 @@
     </w:p>
     <w:p>
       <w:pPr>
-        <w:pStyle w:val="Lneahorizontal"/>
+        <w:pStyle w:val="Lneahorizontaluser"/>
         <w:suppressLineNumbers/>
         <w:pBdr>
           <w:bottom w:val="double" w:sz="2" w:space="0" w:color="808080"/>
@@ -1269,6 +1371,7 @@
         </w:numPr>
         <w:bidi w:val="0"/>
         <w:spacing w:before="200" w:after="120"/>
+        <w:ind w:hanging="0" w:start="0"/>
         <w:jc w:val="start"/>
         <w:rPr/>
       </w:pPr>
@@ -1300,7 +1403,7 @@
       </w:pPr>
       <w:r>
         <w:rPr>
-          <w:rStyle w:val="Textooriginal"/>
+          <w:rStyle w:val="Textooriginaluser"/>
         </w:rPr>
         <w:t>/home/YOUR_USER/.steam/steam/steamapps/common/Le Mans Ultimate/UserData/</w:t>
       </w:r>
@@ -1376,7 +1479,7 @@
     </w:p>
     <w:p>
       <w:pPr>
-        <w:pStyle w:val="Lneahorizontal"/>
+        <w:pStyle w:val="Lneahorizontaluser"/>
         <w:suppressLineNumbers/>
         <w:pBdr>
           <w:bottom w:val="double" w:sz="2" w:space="0" w:color="808080"/>
@@ -1399,6 +1502,7 @@
         </w:numPr>
         <w:bidi w:val="0"/>
         <w:spacing w:before="200" w:after="120"/>
+        <w:ind w:hanging="0" w:start="0"/>
         <w:jc w:val="start"/>
         <w:rPr/>
       </w:pPr>
@@ -1438,10 +1542,9 @@
         <w:pStyle w:val="BodyText"/>
         <w:numPr>
           <w:ilvl w:val="0"/>
-          <w:numId w:val="9"/>
-        </w:numPr>
-        <w:tabs>
-          <w:tab w:val="clear" w:pos="709"/>
+          <w:numId w:val="8"/>
+        </w:numPr>
+        <w:tabs>
           <w:tab w:val="left" w:pos="709" w:leader="none"/>
         </w:tabs>
         <w:bidi w:val="0"/>
@@ -1460,10 +1563,9 @@
         <w:pStyle w:val="BodyText"/>
         <w:numPr>
           <w:ilvl w:val="0"/>
-          <w:numId w:val="9"/>
-        </w:numPr>
-        <w:tabs>
-          <w:tab w:val="clear" w:pos="709"/>
+          <w:numId w:val="8"/>
+        </w:numPr>
+        <w:tabs>
           <w:tab w:val="left" w:pos="709" w:leader="none"/>
         </w:tabs>
         <w:bidi w:val="0"/>
@@ -1501,7 +1603,7 @@
     </w:p>
     <w:p>
       <w:pPr>
-        <w:pStyle w:val="Lneahorizontal"/>
+        <w:pStyle w:val="Lneahorizontaluser"/>
         <w:suppressLineNumbers/>
         <w:pBdr>
           <w:bottom w:val="double" w:sz="2" w:space="0" w:color="808080"/>
@@ -1524,6 +1626,7 @@
         </w:numPr>
         <w:bidi w:val="0"/>
         <w:spacing w:before="200" w:after="120"/>
+        <w:ind w:hanging="0" w:start="0"/>
         <w:jc w:val="start"/>
         <w:rPr/>
       </w:pPr>
@@ -1557,7 +1660,7 @@
     </w:p>
     <w:p>
       <w:pPr>
-        <w:pStyle w:val="Lneahorizontal"/>
+        <w:pStyle w:val="Lneahorizontaluser"/>
         <w:suppressLineNumbers/>
         <w:pBdr>
           <w:bottom w:val="double" w:sz="2" w:space="0" w:color="808080"/>
@@ -1580,6 +1683,7 @@
         </w:numPr>
         <w:bidi w:val="0"/>
         <w:spacing w:before="200" w:after="120"/>
+        <w:ind w:hanging="0" w:start="0"/>
         <w:jc w:val="start"/>
         <w:rPr/>
       </w:pPr>
@@ -1613,7 +1717,7 @@
     </w:p>
     <w:p>
       <w:pPr>
-        <w:pStyle w:val="Lneahorizontal"/>
+        <w:pStyle w:val="Lneahorizontaluser"/>
         <w:suppressLineNumbers/>
         <w:pBdr>
           <w:bottom w:val="double" w:sz="2" w:space="0" w:color="808080"/>
@@ -1636,6 +1740,7 @@
         </w:numPr>
         <w:bidi w:val="0"/>
         <w:spacing w:before="200" w:after="120"/>
+        <w:ind w:hanging="0" w:start="0"/>
         <w:jc w:val="start"/>
         <w:rPr/>
       </w:pPr>
@@ -1662,10 +1767,9 @@
         <w:pStyle w:val="BodyText"/>
         <w:numPr>
           <w:ilvl w:val="0"/>
-          <w:numId w:val="10"/>
-        </w:numPr>
-        <w:tabs>
-          <w:tab w:val="clear" w:pos="709"/>
+          <w:numId w:val="9"/>
+        </w:numPr>
+        <w:tabs>
           <w:tab w:val="left" w:pos="709" w:leader="none"/>
         </w:tabs>
         <w:bidi w:val="0"/>
@@ -1694,10 +1798,9 @@
         <w:pStyle w:val="BodyText"/>
         <w:numPr>
           <w:ilvl w:val="0"/>
-          <w:numId w:val="10"/>
-        </w:numPr>
-        <w:tabs>
-          <w:tab w:val="clear" w:pos="709"/>
+          <w:numId w:val="9"/>
+        </w:numPr>
+        <w:tabs>
           <w:tab w:val="left" w:pos="709" w:leader="none"/>
         </w:tabs>
         <w:bidi w:val="0"/>
@@ -1716,10 +1819,9 @@
         <w:pStyle w:val="BodyText"/>
         <w:numPr>
           <w:ilvl w:val="0"/>
-          <w:numId w:val="10"/>
-        </w:numPr>
-        <w:tabs>
-          <w:tab w:val="clear" w:pos="709"/>
+          <w:numId w:val="9"/>
+        </w:numPr>
+        <w:tabs>
           <w:tab w:val="left" w:pos="709" w:leader="none"/>
         </w:tabs>
         <w:bidi w:val="0"/>
@@ -1738,10 +1840,9 @@
         <w:pStyle w:val="BodyText"/>
         <w:numPr>
           <w:ilvl w:val="0"/>
-          <w:numId w:val="10"/>
-        </w:numPr>
-        <w:tabs>
-          <w:tab w:val="clear" w:pos="709"/>
+          <w:numId w:val="9"/>
+        </w:numPr>
+        <w:tabs>
           <w:tab w:val="left" w:pos="709" w:leader="none"/>
         </w:tabs>
         <w:bidi w:val="0"/>
@@ -1844,7 +1945,7 @@
     </w:p>
     <w:p>
       <w:pPr>
-        <w:pStyle w:val="Lneahorizontal"/>
+        <w:pStyle w:val="Lneahorizontaluser"/>
         <w:suppressLineNumbers/>
         <w:pBdr>
           <w:bottom w:val="double" w:sz="2" w:space="0" w:color="808080"/>
@@ -1867,6 +1968,7 @@
         </w:numPr>
         <w:bidi w:val="0"/>
         <w:spacing w:before="200" w:after="120"/>
+        <w:ind w:hanging="0" w:start="0"/>
         <w:jc w:val="start"/>
         <w:rPr/>
       </w:pPr>
@@ -1893,10 +1995,9 @@
         <w:pStyle w:val="BodyText"/>
         <w:numPr>
           <w:ilvl w:val="0"/>
-          <w:numId w:val="11"/>
-        </w:numPr>
-        <w:tabs>
-          <w:tab w:val="clear" w:pos="709"/>
+          <w:numId w:val="10"/>
+        </w:numPr>
+        <w:tabs>
           <w:tab w:val="left" w:pos="709" w:leader="none"/>
         </w:tabs>
         <w:bidi w:val="0"/>
@@ -1915,10 +2016,9 @@
         <w:pStyle w:val="BodyText"/>
         <w:numPr>
           <w:ilvl w:val="0"/>
-          <w:numId w:val="11"/>
-        </w:numPr>
-        <w:tabs>
-          <w:tab w:val="clear" w:pos="709"/>
+          <w:numId w:val="10"/>
+        </w:numPr>
+        <w:tabs>
           <w:tab w:val="left" w:pos="709" w:leader="none"/>
         </w:tabs>
         <w:bidi w:val="0"/>
@@ -1937,10 +2037,9 @@
         <w:pStyle w:val="BodyText"/>
         <w:numPr>
           <w:ilvl w:val="0"/>
-          <w:numId w:val="11"/>
-        </w:numPr>
-        <w:tabs>
-          <w:tab w:val="clear" w:pos="709"/>
+          <w:numId w:val="10"/>
+        </w:numPr>
+        <w:tabs>
           <w:tab w:val="left" w:pos="709" w:leader="none"/>
         </w:tabs>
         <w:bidi w:val="0"/>
@@ -1968,7 +2067,7 @@
     </w:p>
     <w:p>
       <w:pPr>
-        <w:pStyle w:val="Lneahorizontal"/>
+        <w:pStyle w:val="Lneahorizontaluser"/>
         <w:suppressLineNumbers/>
         <w:pBdr>
           <w:bottom w:val="double" w:sz="2" w:space="0" w:color="808080"/>
@@ -1991,6 +2090,7 @@
         </w:numPr>
         <w:bidi w:val="0"/>
         <w:spacing w:before="200" w:after="120"/>
+        <w:ind w:hanging="0" w:start="0"/>
         <w:jc w:val="start"/>
         <w:rPr/>
       </w:pPr>
@@ -2022,7 +2122,7 @@
       </w:pPr>
       <w:r>
         <w:rPr>
-          <w:rStyle w:val="Textooriginal"/>
+          <w:rStyle w:val="Textooriginaluser"/>
         </w:rPr>
         <w:t>/home/YOUR_USER/.steam/steam/steamapps/common/Le Mans Ultimate/UserData/</w:t>
       </w:r>
@@ -2065,7 +2165,7 @@
     </w:p>
     <w:p>
       <w:pPr>
-        <w:pStyle w:val="Lneahorizontal"/>
+        <w:pStyle w:val="Lneahorizontaluser"/>
         <w:suppressLineNumbers/>
         <w:pBdr>
           <w:bottom w:val="double" w:sz="2" w:space="0" w:color="808080"/>
@@ -2088,6 +2188,7 @@
         </w:numPr>
         <w:bidi w:val="0"/>
         <w:spacing w:before="200" w:after="120"/>
+        <w:ind w:hanging="0" w:start="0"/>
         <w:jc w:val="start"/>
         <w:rPr/>
       </w:pPr>
@@ -2118,6 +2219,7 @@
         </w:numPr>
         <w:bidi w:val="0"/>
         <w:spacing w:before="140" w:after="120"/>
+        <w:ind w:hanging="0" w:start="0"/>
         <w:jc w:val="start"/>
         <w:rPr/>
       </w:pPr>
@@ -2131,10 +2233,9 @@
         <w:pStyle w:val="BodyText"/>
         <w:numPr>
           <w:ilvl w:val="0"/>
-          <w:numId w:val="12"/>
-        </w:numPr>
-        <w:tabs>
-          <w:tab w:val="clear" w:pos="709"/>
+          <w:numId w:val="11"/>
+        </w:numPr>
+        <w:tabs>
           <w:tab w:val="left" w:pos="709" w:leader="none"/>
         </w:tabs>
         <w:bidi w:val="0"/>
@@ -2153,48 +2254,47 @@
         <w:pStyle w:val="BodyText"/>
         <w:numPr>
           <w:ilvl w:val="0"/>
+          <w:numId w:val="11"/>
+        </w:numPr>
+        <w:tabs>
+          <w:tab w:val="left" w:pos="709" w:leader="none"/>
+        </w:tabs>
+        <w:bidi w:val="0"/>
+        <w:ind w:hanging="283" w:start="709"/>
+        <w:jc w:val="start"/>
+        <w:rPr/>
+      </w:pPr>
+      <w:r>
+        <w:rPr/>
+        <w:t xml:space="preserve">Run the launch script </w:t>
+      </w:r>
+    </w:p>
+    <w:p>
+      <w:pPr>
+        <w:pStyle w:val="Heading3"/>
+        <w:numPr>
+          <w:ilvl w:val="0"/>
+          <w:numId w:val="0"/>
+        </w:numPr>
+        <w:bidi w:val="0"/>
+        <w:spacing w:before="140" w:after="120"/>
+        <w:ind w:hanging="0" w:start="0"/>
+        <w:jc w:val="start"/>
+        <w:rPr/>
+      </w:pPr>
+      <w:r>
+        <w:rPr/>
+        <w:t>Shutdown</w:t>
+      </w:r>
+    </w:p>
+    <w:p>
+      <w:pPr>
+        <w:pStyle w:val="BodyText"/>
+        <w:numPr>
+          <w:ilvl w:val="0"/>
           <w:numId w:val="12"/>
         </w:numPr>
         <w:tabs>
-          <w:tab w:val="clear" w:pos="709"/>
-          <w:tab w:val="left" w:pos="709" w:leader="none"/>
-        </w:tabs>
-        <w:bidi w:val="0"/>
-        <w:ind w:hanging="283" w:start="709"/>
-        <w:jc w:val="start"/>
-        <w:rPr/>
-      </w:pPr>
-      <w:r>
-        <w:rPr/>
-        <w:t xml:space="preserve">Run the launch script </w:t>
-      </w:r>
-    </w:p>
-    <w:p>
-      <w:pPr>
-        <w:pStyle w:val="Heading3"/>
-        <w:numPr>
-          <w:ilvl w:val="0"/>
-          <w:numId w:val="0"/>
-        </w:numPr>
-        <w:bidi w:val="0"/>
-        <w:spacing w:before="140" w:after="120"/>
-        <w:jc w:val="start"/>
-        <w:rPr/>
-      </w:pPr>
-      <w:r>
-        <w:rPr/>
-        <w:t>Shutdown</w:t>
-      </w:r>
-    </w:p>
-    <w:p>
-      <w:pPr>
-        <w:pStyle w:val="BodyText"/>
-        <w:numPr>
-          <w:ilvl w:val="0"/>
-          <w:numId w:val="13"/>
-        </w:numPr>
-        <w:tabs>
-          <w:tab w:val="clear" w:pos="709"/>
           <w:tab w:val="left" w:pos="709" w:leader="none"/>
         </w:tabs>
         <w:bidi w:val="0"/>
@@ -2213,10 +2313,9 @@
         <w:pStyle w:val="BodyText"/>
         <w:numPr>
           <w:ilvl w:val="0"/>
-          <w:numId w:val="13"/>
-        </w:numPr>
-        <w:tabs>
-          <w:tab w:val="clear" w:pos="709"/>
+          <w:numId w:val="12"/>
+        </w:numPr>
+        <w:tabs>
           <w:tab w:val="left" w:pos="709" w:leader="none"/>
         </w:tabs>
         <w:bidi w:val="0"/>
@@ -2231,7 +2330,7 @@
     </w:p>
     <w:p>
       <w:pPr>
-        <w:pStyle w:val="Lneahorizontal"/>
+        <w:pStyle w:val="Lneahorizontaluser"/>
         <w:suppressLineNumbers/>
         <w:pBdr>
           <w:bottom w:val="double" w:sz="2" w:space="0" w:color="808080"/>
@@ -2254,6 +2353,7 @@
         </w:numPr>
         <w:bidi w:val="0"/>
         <w:spacing w:before="200" w:after="120"/>
+        <w:ind w:hanging="0" w:start="0"/>
         <w:jc w:val="start"/>
         <w:rPr/>
       </w:pPr>
@@ -2277,7 +2377,7 @@
     </w:p>
     <w:p>
       <w:pPr>
-        <w:pStyle w:val="Lneahorizontal"/>
+        <w:pStyle w:val="Lneahorizontaluser"/>
         <w:suppressLineNumbers/>
         <w:pBdr>
           <w:bottom w:val="double" w:sz="2" w:space="0" w:color="808080"/>
@@ -2300,6 +2400,7 @@
         </w:numPr>
         <w:bidi w:val="0"/>
         <w:spacing w:before="240" w:after="120"/>
+        <w:ind w:hanging="0" w:start="0"/>
         <w:jc w:val="start"/>
         <w:rPr/>
       </w:pPr>
@@ -2317,6 +2418,7 @@
         </w:numPr>
         <w:bidi w:val="0"/>
         <w:spacing w:before="200" w:after="120"/>
+        <w:ind w:hanging="0" w:start="0"/>
         <w:jc w:val="start"/>
         <w:rPr/>
       </w:pPr>
@@ -2462,7 +2564,7 @@
     </w:p>
     <w:p>
       <w:pPr>
-        <w:pStyle w:val="Lneahorizontal"/>
+        <w:pStyle w:val="Lneahorizontaluser"/>
         <w:bidi w:val="0"/>
         <w:spacing w:lineRule="auto" w:line="276" w:before="0" w:after="140"/>
         <w:jc w:val="start"/>
@@ -2477,6 +2579,7 @@
         <w:pStyle w:val="Heading1"/>
         <w:bidi w:val="0"/>
         <w:spacing w:lineRule="auto" w:line="276" w:before="0" w:after="140"/>
+        <w:ind w:hanging="0" w:start="0"/>
         <w:jc w:val="start"/>
         <w:rPr/>
       </w:pPr>
@@ -2570,7 +2673,7 @@
     </w:p>
     <w:p>
       <w:pPr>
-        <w:pStyle w:val="Lneahorizontal"/>
+        <w:pStyle w:val="Lneahorizontaluser"/>
         <w:bidi w:val="0"/>
         <w:spacing w:lineRule="auto" w:line="276" w:before="0" w:after="140"/>
         <w:jc w:val="start"/>
@@ -2585,6 +2688,7 @@
         <w:pStyle w:val="Heading1"/>
         <w:bidi w:val="0"/>
         <w:spacing w:lineRule="auto" w:line="276" w:before="0" w:after="140"/>
+        <w:ind w:hanging="0" w:start="0"/>
         <w:jc w:val="start"/>
         <w:rPr/>
       </w:pPr>
@@ -2623,120 +2727,138 @@
   <w:abstractNum w:abstractNumId="1">
     <w:lvl w:ilvl="0">
       <w:start w:val="1"/>
-      <w:numFmt w:val="none"/>
-      <w:suff w:val="nothing"/>
-      <w:lvlText w:val="%1"/>
-      <w:lvlJc w:val="start"/>
-      <w:pPr>
-        <w:tabs>
-          <w:tab w:val="num" w:pos="0"/>
-        </w:tabs>
-        <w:ind w:start="0" w:hanging="0"/>
-      </w:pPr>
+      <w:numFmt w:val="bullet"/>
+      <w:lvlText w:val=""/>
+      <w:lvlJc w:val="start"/>
+      <w:pPr>
+        <w:tabs>
+          <w:tab w:val="num" w:pos="709"/>
+        </w:tabs>
+        <w:ind w:start="709" w:hanging="283"/>
+      </w:pPr>
+      <w:rPr>
+        <w:rFonts w:ascii="Symbol" w:hAnsi="Symbol" w:cs="Symbol" w:hint="default"/>
+      </w:rPr>
     </w:lvl>
     <w:lvl w:ilvl="1">
       <w:start w:val="1"/>
-      <w:numFmt w:val="none"/>
-      <w:suff w:val="nothing"/>
-      <w:lvlText w:val="%2"/>
-      <w:lvlJc w:val="start"/>
-      <w:pPr>
-        <w:tabs>
-          <w:tab w:val="num" w:pos="0"/>
-        </w:tabs>
-        <w:ind w:start="0" w:hanging="0"/>
-      </w:pPr>
+      <w:numFmt w:val="bullet"/>
+      <w:lvlText w:val=""/>
+      <w:lvlJc w:val="start"/>
+      <w:pPr>
+        <w:tabs>
+          <w:tab w:val="num" w:pos="1418"/>
+        </w:tabs>
+        <w:ind w:start="1418" w:hanging="283"/>
+      </w:pPr>
+      <w:rPr>
+        <w:rFonts w:ascii="Symbol" w:hAnsi="Symbol" w:cs="Symbol" w:hint="default"/>
+      </w:rPr>
     </w:lvl>
     <w:lvl w:ilvl="2">
       <w:start w:val="1"/>
-      <w:numFmt w:val="none"/>
-      <w:suff w:val="nothing"/>
-      <w:lvlText w:val="%3"/>
-      <w:lvlJc w:val="start"/>
-      <w:pPr>
-        <w:tabs>
-          <w:tab w:val="num" w:pos="0"/>
-        </w:tabs>
-        <w:ind w:start="0" w:hanging="0"/>
-      </w:pPr>
+      <w:numFmt w:val="bullet"/>
+      <w:lvlText w:val=""/>
+      <w:lvlJc w:val="start"/>
+      <w:pPr>
+        <w:tabs>
+          <w:tab w:val="num" w:pos="2127"/>
+        </w:tabs>
+        <w:ind w:start="2127" w:hanging="283"/>
+      </w:pPr>
+      <w:rPr>
+        <w:rFonts w:ascii="Symbol" w:hAnsi="Symbol" w:cs="Symbol" w:hint="default"/>
+      </w:rPr>
     </w:lvl>
     <w:lvl w:ilvl="3">
       <w:start w:val="1"/>
-      <w:numFmt w:val="none"/>
-      <w:suff w:val="nothing"/>
-      <w:lvlText w:val="%4"/>
-      <w:lvlJc w:val="start"/>
-      <w:pPr>
-        <w:tabs>
-          <w:tab w:val="num" w:pos="0"/>
-        </w:tabs>
-        <w:ind w:start="0" w:hanging="0"/>
-      </w:pPr>
+      <w:numFmt w:val="bullet"/>
+      <w:lvlText w:val=""/>
+      <w:lvlJc w:val="start"/>
+      <w:pPr>
+        <w:tabs>
+          <w:tab w:val="num" w:pos="2836"/>
+        </w:tabs>
+        <w:ind w:start="2836" w:hanging="283"/>
+      </w:pPr>
+      <w:rPr>
+        <w:rFonts w:ascii="Symbol" w:hAnsi="Symbol" w:cs="Symbol" w:hint="default"/>
+      </w:rPr>
     </w:lvl>
     <w:lvl w:ilvl="4">
       <w:start w:val="1"/>
-      <w:numFmt w:val="none"/>
-      <w:suff w:val="nothing"/>
-      <w:lvlText w:val="%5"/>
-      <w:lvlJc w:val="start"/>
-      <w:pPr>
-        <w:tabs>
-          <w:tab w:val="num" w:pos="0"/>
-        </w:tabs>
-        <w:ind w:start="0" w:hanging="0"/>
-      </w:pPr>
+      <w:numFmt w:val="bullet"/>
+      <w:lvlText w:val=""/>
+      <w:lvlJc w:val="start"/>
+      <w:pPr>
+        <w:tabs>
+          <w:tab w:val="num" w:pos="3545"/>
+        </w:tabs>
+        <w:ind w:start="3545" w:hanging="283"/>
+      </w:pPr>
+      <w:rPr>
+        <w:rFonts w:ascii="Symbol" w:hAnsi="Symbol" w:cs="Symbol" w:hint="default"/>
+      </w:rPr>
     </w:lvl>
     <w:lvl w:ilvl="5">
       <w:start w:val="1"/>
-      <w:numFmt w:val="none"/>
-      <w:suff w:val="nothing"/>
-      <w:lvlText w:val="%6"/>
-      <w:lvlJc w:val="start"/>
-      <w:pPr>
-        <w:tabs>
-          <w:tab w:val="num" w:pos="0"/>
-        </w:tabs>
-        <w:ind w:start="0" w:hanging="0"/>
-      </w:pPr>
+      <w:numFmt w:val="bullet"/>
+      <w:lvlText w:val=""/>
+      <w:lvlJc w:val="start"/>
+      <w:pPr>
+        <w:tabs>
+          <w:tab w:val="num" w:pos="4254"/>
+        </w:tabs>
+        <w:ind w:start="4254" w:hanging="283"/>
+      </w:pPr>
+      <w:rPr>
+        <w:rFonts w:ascii="Symbol" w:hAnsi="Symbol" w:cs="Symbol" w:hint="default"/>
+      </w:rPr>
     </w:lvl>
     <w:lvl w:ilvl="6">
       <w:start w:val="1"/>
-      <w:numFmt w:val="none"/>
-      <w:suff w:val="nothing"/>
-      <w:lvlText w:val="%7"/>
-      <w:lvlJc w:val="start"/>
-      <w:pPr>
-        <w:tabs>
-          <w:tab w:val="num" w:pos="0"/>
-        </w:tabs>
-        <w:ind w:start="0" w:hanging="0"/>
-      </w:pPr>
+      <w:numFmt w:val="bullet"/>
+      <w:lvlText w:val=""/>
+      <w:lvlJc w:val="start"/>
+      <w:pPr>
+        <w:tabs>
+          <w:tab w:val="num" w:pos="4963"/>
+        </w:tabs>
+        <w:ind w:start="4963" w:hanging="283"/>
+      </w:pPr>
+      <w:rPr>
+        <w:rFonts w:ascii="Symbol" w:hAnsi="Symbol" w:cs="Symbol" w:hint="default"/>
+      </w:rPr>
     </w:lvl>
     <w:lvl w:ilvl="7">
       <w:start w:val="1"/>
-      <w:numFmt w:val="none"/>
-      <w:suff w:val="nothing"/>
-      <w:lvlText w:val="%8"/>
-      <w:lvlJc w:val="start"/>
-      <w:pPr>
-        <w:tabs>
-          <w:tab w:val="num" w:pos="0"/>
-        </w:tabs>
-        <w:ind w:start="0" w:hanging="0"/>
-      </w:pPr>
+      <w:numFmt w:val="bullet"/>
+      <w:lvlText w:val=""/>
+      <w:lvlJc w:val="start"/>
+      <w:pPr>
+        <w:tabs>
+          <w:tab w:val="num" w:pos="5672"/>
+        </w:tabs>
+        <w:ind w:start="5672" w:hanging="283"/>
+      </w:pPr>
+      <w:rPr>
+        <w:rFonts w:ascii="Symbol" w:hAnsi="Symbol" w:cs="Symbol" w:hint="default"/>
+      </w:rPr>
     </w:lvl>
     <w:lvl w:ilvl="8">
       <w:start w:val="1"/>
-      <w:numFmt w:val="none"/>
-      <w:suff w:val="nothing"/>
-      <w:lvlText w:val="%9"/>
-      <w:lvlJc w:val="start"/>
-      <w:pPr>
-        <w:tabs>
-          <w:tab w:val="num" w:pos="0"/>
-        </w:tabs>
-        <w:ind w:start="0" w:hanging="0"/>
-      </w:pPr>
+      <w:numFmt w:val="bullet"/>
+      <w:lvlText w:val=""/>
+      <w:lvlJc w:val="start"/>
+      <w:pPr>
+        <w:tabs>
+          <w:tab w:val="num" w:pos="6381"/>
+        </w:tabs>
+        <w:ind w:start="6381" w:hanging="283"/>
+      </w:pPr>
+      <w:rPr>
+        <w:rFonts w:ascii="Symbol" w:hAnsi="Symbol" w:cs="Symbol" w:hint="default"/>
+      </w:rPr>
     </w:lvl>
   </w:abstractNum>
   <w:abstractNum w:abstractNumId="2">
@@ -2879,8 +3001,8 @@
   <w:abstractNum w:abstractNumId="3">
     <w:lvl w:ilvl="0">
       <w:start w:val="1"/>
-      <w:numFmt w:val="bullet"/>
-      <w:lvlText w:val=""/>
+      <w:numFmt w:val="decimal"/>
+      <w:lvlText w:val="%1."/>
       <w:lvlJc w:val="start"/>
       <w:pPr>
         <w:tabs>
@@ -2888,14 +3010,12 @@
         </w:tabs>
         <w:ind w:start="709" w:hanging="283"/>
       </w:pPr>
-      <w:rPr>
-        <w:rFonts w:ascii="Symbol" w:hAnsi="Symbol" w:cs="Symbol" w:hint="default"/>
-      </w:rPr>
+      <w:rPr/>
     </w:lvl>
     <w:lvl w:ilvl="1">
       <w:start w:val="1"/>
-      <w:numFmt w:val="bullet"/>
-      <w:lvlText w:val=""/>
+      <w:numFmt w:val="decimal"/>
+      <w:lvlText w:val="%2."/>
       <w:lvlJc w:val="start"/>
       <w:pPr>
         <w:tabs>
@@ -2903,14 +3023,12 @@
         </w:tabs>
         <w:ind w:start="1418" w:hanging="283"/>
       </w:pPr>
-      <w:rPr>
-        <w:rFonts w:ascii="Symbol" w:hAnsi="Symbol" w:cs="Symbol" w:hint="default"/>
-      </w:rPr>
+      <w:rPr/>
     </w:lvl>
     <w:lvl w:ilvl="2">
       <w:start w:val="1"/>
-      <w:numFmt w:val="bullet"/>
-      <w:lvlText w:val=""/>
+      <w:numFmt w:val="decimal"/>
+      <w:lvlText w:val="%3."/>
       <w:lvlJc w:val="start"/>
       <w:pPr>
         <w:tabs>
@@ -2918,14 +3036,12 @@
         </w:tabs>
         <w:ind w:start="2127" w:hanging="283"/>
       </w:pPr>
-      <w:rPr>
-        <w:rFonts w:ascii="Symbol" w:hAnsi="Symbol" w:cs="Symbol" w:hint="default"/>
-      </w:rPr>
+      <w:rPr/>
     </w:lvl>
     <w:lvl w:ilvl="3">
       <w:start w:val="1"/>
-      <w:numFmt w:val="bullet"/>
-      <w:lvlText w:val=""/>
+      <w:numFmt w:val="decimal"/>
+      <w:lvlText w:val="%4."/>
       <w:lvlJc w:val="start"/>
       <w:pPr>
         <w:tabs>
@@ -2933,14 +3049,12 @@
         </w:tabs>
         <w:ind w:start="2836" w:hanging="283"/>
       </w:pPr>
-      <w:rPr>
-        <w:rFonts w:ascii="Symbol" w:hAnsi="Symbol" w:cs="Symbol" w:hint="default"/>
-      </w:rPr>
+      <w:rPr/>
     </w:lvl>
     <w:lvl w:ilvl="4">
       <w:start w:val="1"/>
-      <w:numFmt w:val="bullet"/>
-      <w:lvlText w:val=""/>
+      <w:numFmt w:val="decimal"/>
+      <w:lvlText w:val="%5."/>
       <w:lvlJc w:val="start"/>
       <w:pPr>
         <w:tabs>
@@ -2948,14 +3062,12 @@
         </w:tabs>
         <w:ind w:start="3545" w:hanging="283"/>
       </w:pPr>
-      <w:rPr>
-        <w:rFonts w:ascii="Symbol" w:hAnsi="Symbol" w:cs="Symbol" w:hint="default"/>
-      </w:rPr>
+      <w:rPr/>
     </w:lvl>
     <w:lvl w:ilvl="5">
       <w:start w:val="1"/>
-      <w:numFmt w:val="bullet"/>
-      <w:lvlText w:val=""/>
+      <w:numFmt w:val="decimal"/>
+      <w:lvlText w:val="%6."/>
       <w:lvlJc w:val="start"/>
       <w:pPr>
         <w:tabs>
@@ -2963,14 +3075,12 @@
         </w:tabs>
         <w:ind w:start="4254" w:hanging="283"/>
       </w:pPr>
-      <w:rPr>
-        <w:rFonts w:ascii="Symbol" w:hAnsi="Symbol" w:cs="Symbol" w:hint="default"/>
-      </w:rPr>
+      <w:rPr/>
     </w:lvl>
     <w:lvl w:ilvl="6">
       <w:start w:val="1"/>
-      <w:numFmt w:val="bullet"/>
-      <w:lvlText w:val=""/>
+      <w:numFmt w:val="decimal"/>
+      <w:lvlText w:val="%7."/>
       <w:lvlJc w:val="start"/>
       <w:pPr>
         <w:tabs>
@@ -2978,14 +3088,12 @@
         </w:tabs>
         <w:ind w:start="4963" w:hanging="283"/>
       </w:pPr>
-      <w:rPr>
-        <w:rFonts w:ascii="Symbol" w:hAnsi="Symbol" w:cs="Symbol" w:hint="default"/>
-      </w:rPr>
+      <w:rPr/>
     </w:lvl>
     <w:lvl w:ilvl="7">
       <w:start w:val="1"/>
-      <w:numFmt w:val="bullet"/>
-      <w:lvlText w:val=""/>
+      <w:numFmt w:val="decimal"/>
+      <w:lvlText w:val="%8."/>
       <w:lvlJc w:val="start"/>
       <w:pPr>
         <w:tabs>
@@ -2993,14 +3101,12 @@
         </w:tabs>
         <w:ind w:start="5672" w:hanging="283"/>
       </w:pPr>
-      <w:rPr>
-        <w:rFonts w:ascii="Symbol" w:hAnsi="Symbol" w:cs="Symbol" w:hint="default"/>
-      </w:rPr>
+      <w:rPr/>
     </w:lvl>
     <w:lvl w:ilvl="8">
       <w:start w:val="1"/>
-      <w:numFmt w:val="bullet"/>
-      <w:lvlText w:val=""/>
+      <w:numFmt w:val="decimal"/>
+      <w:lvlText w:val="%9."/>
       <w:lvlJc w:val="start"/>
       <w:pPr>
         <w:tabs>
@@ -3008,9 +3114,7 @@
         </w:tabs>
         <w:ind w:start="6381" w:hanging="283"/>
       </w:pPr>
-      <w:rPr>
-        <w:rFonts w:ascii="Symbol" w:hAnsi="Symbol" w:cs="Symbol" w:hint="default"/>
-      </w:rPr>
+      <w:rPr/>
     </w:lvl>
   </w:abstractNum>
   <w:abstractNum w:abstractNumId="4">
@@ -3373,8 +3477,8 @@
   <w:abstractNum w:abstractNumId="7">
     <w:lvl w:ilvl="0">
       <w:start w:val="1"/>
-      <w:numFmt w:val="decimal"/>
-      <w:lvlText w:val="%1."/>
+      <w:numFmt w:val="bullet"/>
+      <w:lvlText w:val=""/>
       <w:lvlJc w:val="start"/>
       <w:pPr>
         <w:tabs>
@@ -3382,12 +3486,14 @@
         </w:tabs>
         <w:ind w:start="709" w:hanging="283"/>
       </w:pPr>
-      <w:rPr/>
+      <w:rPr>
+        <w:rFonts w:ascii="Symbol" w:hAnsi="Symbol" w:cs="Symbol" w:hint="default"/>
+      </w:rPr>
     </w:lvl>
     <w:lvl w:ilvl="1">
       <w:start w:val="1"/>
-      <w:numFmt w:val="decimal"/>
-      <w:lvlText w:val="%2."/>
+      <w:numFmt w:val="bullet"/>
+      <w:lvlText w:val=""/>
       <w:lvlJc w:val="start"/>
       <w:pPr>
         <w:tabs>
@@ -3395,12 +3501,14 @@
         </w:tabs>
         <w:ind w:start="1418" w:hanging="283"/>
       </w:pPr>
-      <w:rPr/>
+      <w:rPr>
+        <w:rFonts w:ascii="Symbol" w:hAnsi="Symbol" w:cs="Symbol" w:hint="default"/>
+      </w:rPr>
     </w:lvl>
     <w:lvl w:ilvl="2">
       <w:start w:val="1"/>
-      <w:numFmt w:val="decimal"/>
-      <w:lvlText w:val="%3."/>
+      <w:numFmt w:val="bullet"/>
+      <w:lvlText w:val=""/>
       <w:lvlJc w:val="start"/>
       <w:pPr>
         <w:tabs>
@@ -3408,12 +3516,14 @@
         </w:tabs>
         <w:ind w:start="2127" w:hanging="283"/>
       </w:pPr>
-      <w:rPr/>
+      <w:rPr>
+        <w:rFonts w:ascii="Symbol" w:hAnsi="Symbol" w:cs="Symbol" w:hint="default"/>
+      </w:rPr>
     </w:lvl>
     <w:lvl w:ilvl="3">
       <w:start w:val="1"/>
-      <w:numFmt w:val="decimal"/>
-      <w:lvlText w:val="%4."/>
+      <w:numFmt w:val="bullet"/>
+      <w:lvlText w:val=""/>
       <w:lvlJc w:val="start"/>
       <w:pPr>
         <w:tabs>
@@ -3421,12 +3531,14 @@
         </w:tabs>
         <w:ind w:start="2836" w:hanging="283"/>
       </w:pPr>
-      <w:rPr/>
+      <w:rPr>
+        <w:rFonts w:ascii="Symbol" w:hAnsi="Symbol" w:cs="Symbol" w:hint="default"/>
+      </w:rPr>
     </w:lvl>
     <w:lvl w:ilvl="4">
       <w:start w:val="1"/>
-      <w:numFmt w:val="decimal"/>
-      <w:lvlText w:val="%5."/>
+      <w:numFmt w:val="bullet"/>
+      <w:lvlText w:val=""/>
       <w:lvlJc w:val="start"/>
       <w:pPr>
         <w:tabs>
@@ -3434,12 +3546,14 @@
         </w:tabs>
         <w:ind w:start="3545" w:hanging="283"/>
       </w:pPr>
-      <w:rPr/>
+      <w:rPr>
+        <w:rFonts w:ascii="Symbol" w:hAnsi="Symbol" w:cs="Symbol" w:hint="default"/>
+      </w:rPr>
     </w:lvl>
     <w:lvl w:ilvl="5">
       <w:start w:val="1"/>
-      <w:numFmt w:val="decimal"/>
-      <w:lvlText w:val="%6."/>
+      <w:numFmt w:val="bullet"/>
+      <w:lvlText w:val=""/>
       <w:lvlJc w:val="start"/>
       <w:pPr>
         <w:tabs>
@@ -3447,12 +3561,14 @@
         </w:tabs>
         <w:ind w:start="4254" w:hanging="283"/>
       </w:pPr>
-      <w:rPr/>
+      <w:rPr>
+        <w:rFonts w:ascii="Symbol" w:hAnsi="Symbol" w:cs="Symbol" w:hint="default"/>
+      </w:rPr>
     </w:lvl>
     <w:lvl w:ilvl="6">
       <w:start w:val="1"/>
-      <w:numFmt w:val="decimal"/>
-      <w:lvlText w:val="%7."/>
+      <w:numFmt w:val="bullet"/>
+      <w:lvlText w:val=""/>
       <w:lvlJc w:val="start"/>
       <w:pPr>
         <w:tabs>
@@ -3460,12 +3576,14 @@
         </w:tabs>
         <w:ind w:start="4963" w:hanging="283"/>
       </w:pPr>
-      <w:rPr/>
+      <w:rPr>
+        <w:rFonts w:ascii="Symbol" w:hAnsi="Symbol" w:cs="Symbol" w:hint="default"/>
+      </w:rPr>
     </w:lvl>
     <w:lvl w:ilvl="7">
       <w:start w:val="1"/>
-      <w:numFmt w:val="decimal"/>
-      <w:lvlText w:val="%8."/>
+      <w:numFmt w:val="bullet"/>
+      <w:lvlText w:val=""/>
       <w:lvlJc w:val="start"/>
       <w:pPr>
         <w:tabs>
@@ -3473,12 +3591,14 @@
         </w:tabs>
         <w:ind w:start="5672" w:hanging="283"/>
       </w:pPr>
-      <w:rPr/>
+      <w:rPr>
+        <w:rFonts w:ascii="Symbol" w:hAnsi="Symbol" w:cs="Symbol" w:hint="default"/>
+      </w:rPr>
     </w:lvl>
     <w:lvl w:ilvl="8">
       <w:start w:val="1"/>
-      <w:numFmt w:val="decimal"/>
-      <w:lvlText w:val="%9."/>
+      <w:numFmt w:val="bullet"/>
+      <w:lvlText w:val=""/>
       <w:lvlJc w:val="start"/>
       <w:pPr>
         <w:tabs>
@@ -3486,7 +3606,9 @@
         </w:tabs>
         <w:ind w:start="6381" w:hanging="283"/>
       </w:pPr>
-      <w:rPr/>
+      <w:rPr>
+        <w:rFonts w:ascii="Symbol" w:hAnsi="Symbol" w:cs="Symbol" w:hint="default"/>
+      </w:rPr>
     </w:lvl>
   </w:abstractNum>
   <w:abstractNum w:abstractNumId="8">
@@ -3903,8 +4025,8 @@
   <w:abstractNum w:abstractNumId="11">
     <w:lvl w:ilvl="0">
       <w:start w:val="1"/>
-      <w:numFmt w:val="bullet"/>
-      <w:lvlText w:val=""/>
+      <w:numFmt w:val="decimal"/>
+      <w:lvlText w:val="%1."/>
       <w:lvlJc w:val="start"/>
       <w:pPr>
         <w:tabs>
@@ -3912,14 +4034,12 @@
         </w:tabs>
         <w:ind w:start="709" w:hanging="283"/>
       </w:pPr>
-      <w:rPr>
-        <w:rFonts w:ascii="Symbol" w:hAnsi="Symbol" w:cs="Symbol" w:hint="default"/>
-      </w:rPr>
+      <w:rPr/>
     </w:lvl>
     <w:lvl w:ilvl="1">
       <w:start w:val="1"/>
-      <w:numFmt w:val="bullet"/>
-      <w:lvlText w:val=""/>
+      <w:numFmt w:val="decimal"/>
+      <w:lvlText w:val="%2."/>
       <w:lvlJc w:val="start"/>
       <w:pPr>
         <w:tabs>
@@ -3927,14 +4047,12 @@
         </w:tabs>
         <w:ind w:start="1418" w:hanging="283"/>
       </w:pPr>
-      <w:rPr>
-        <w:rFonts w:ascii="Symbol" w:hAnsi="Symbol" w:cs="Symbol" w:hint="default"/>
-      </w:rPr>
+      <w:rPr/>
     </w:lvl>
     <w:lvl w:ilvl="2">
       <w:start w:val="1"/>
-      <w:numFmt w:val="bullet"/>
-      <w:lvlText w:val=""/>
+      <w:numFmt w:val="decimal"/>
+      <w:lvlText w:val="%3."/>
       <w:lvlJc w:val="start"/>
       <w:pPr>
         <w:tabs>
@@ -3942,14 +4060,12 @@
         </w:tabs>
         <w:ind w:start="2127" w:hanging="283"/>
       </w:pPr>
-      <w:rPr>
-        <w:rFonts w:ascii="Symbol" w:hAnsi="Symbol" w:cs="Symbol" w:hint="default"/>
-      </w:rPr>
+      <w:rPr/>
     </w:lvl>
     <w:lvl w:ilvl="3">
       <w:start w:val="1"/>
-      <w:numFmt w:val="bullet"/>
-      <w:lvlText w:val=""/>
+      <w:numFmt w:val="decimal"/>
+      <w:lvlText w:val="%4."/>
       <w:lvlJc w:val="start"/>
       <w:pPr>
         <w:tabs>
@@ -3957,14 +4073,12 @@
         </w:tabs>
         <w:ind w:start="2836" w:hanging="283"/>
       </w:pPr>
-      <w:rPr>
-        <w:rFonts w:ascii="Symbol" w:hAnsi="Symbol" w:cs="Symbol" w:hint="default"/>
-      </w:rPr>
+      <w:rPr/>
     </w:lvl>
     <w:lvl w:ilvl="4">
       <w:start w:val="1"/>
-      <w:numFmt w:val="bullet"/>
-      <w:lvlText w:val=""/>
+      <w:numFmt w:val="decimal"/>
+      <w:lvlText w:val="%5."/>
       <w:lvlJc w:val="start"/>
       <w:pPr>
         <w:tabs>
@@ -3972,14 +4086,12 @@
         </w:tabs>
         <w:ind w:start="3545" w:hanging="283"/>
       </w:pPr>
-      <w:rPr>
-        <w:rFonts w:ascii="Symbol" w:hAnsi="Symbol" w:cs="Symbol" w:hint="default"/>
-      </w:rPr>
+      <w:rPr/>
     </w:lvl>
     <w:lvl w:ilvl="5">
       <w:start w:val="1"/>
-      <w:numFmt w:val="bullet"/>
-      <w:lvlText w:val=""/>
+      <w:numFmt w:val="decimal"/>
+      <w:lvlText w:val="%6."/>
       <w:lvlJc w:val="start"/>
       <w:pPr>
         <w:tabs>
@@ -3987,14 +4099,12 @@
         </w:tabs>
         <w:ind w:start="4254" w:hanging="283"/>
       </w:pPr>
-      <w:rPr>
-        <w:rFonts w:ascii="Symbol" w:hAnsi="Symbol" w:cs="Symbol" w:hint="default"/>
-      </w:rPr>
+      <w:rPr/>
     </w:lvl>
     <w:lvl w:ilvl="6">
       <w:start w:val="1"/>
-      <w:numFmt w:val="bullet"/>
-      <w:lvlText w:val=""/>
+      <w:numFmt w:val="decimal"/>
+      <w:lvlText w:val="%7."/>
       <w:lvlJc w:val="start"/>
       <w:pPr>
         <w:tabs>
@@ -4002,14 +4112,12 @@
         </w:tabs>
         <w:ind w:start="4963" w:hanging="283"/>
       </w:pPr>
-      <w:rPr>
-        <w:rFonts w:ascii="Symbol" w:hAnsi="Symbol" w:cs="Symbol" w:hint="default"/>
-      </w:rPr>
+      <w:rPr/>
     </w:lvl>
     <w:lvl w:ilvl="7">
       <w:start w:val="1"/>
-      <w:numFmt w:val="bullet"/>
-      <w:lvlText w:val=""/>
+      <w:numFmt w:val="decimal"/>
+      <w:lvlText w:val="%8."/>
       <w:lvlJc w:val="start"/>
       <w:pPr>
         <w:tabs>
@@ -4017,14 +4125,12 @@
         </w:tabs>
         <w:ind w:start="5672" w:hanging="283"/>
       </w:pPr>
-      <w:rPr>
-        <w:rFonts w:ascii="Symbol" w:hAnsi="Symbol" w:cs="Symbol" w:hint="default"/>
-      </w:rPr>
+      <w:rPr/>
     </w:lvl>
     <w:lvl w:ilvl="8">
       <w:start w:val="1"/>
-      <w:numFmt w:val="bullet"/>
-      <w:lvlText w:val=""/>
+      <w:numFmt w:val="decimal"/>
+      <w:lvlText w:val="%9."/>
       <w:lvlJc w:val="start"/>
       <w:pPr>
         <w:tabs>
@@ -4032,9 +4138,7 @@
         </w:tabs>
         <w:ind w:start="6381" w:hanging="283"/>
       </w:pPr>
-      <w:rPr>
-        <w:rFonts w:ascii="Symbol" w:hAnsi="Symbol" w:cs="Symbol" w:hint="default"/>
-      </w:rPr>
+      <w:rPr/>
     </w:lvl>
   </w:abstractNum>
   <w:abstractNum w:abstractNumId="12">
@@ -4159,120 +4263,120 @@
   <w:abstractNum w:abstractNumId="13">
     <w:lvl w:ilvl="0">
       <w:start w:val="1"/>
-      <w:numFmt w:val="decimal"/>
-      <w:lvlText w:val="%1."/>
-      <w:lvlJc w:val="start"/>
-      <w:pPr>
-        <w:tabs>
-          <w:tab w:val="num" w:pos="709"/>
-        </w:tabs>
-        <w:ind w:start="709" w:hanging="283"/>
-      </w:pPr>
-      <w:rPr/>
+      <w:numFmt w:val="none"/>
+      <w:suff w:val="nothing"/>
+      <w:lvlText w:val=""/>
+      <w:lvlJc w:val="start"/>
+      <w:pPr>
+        <w:tabs>
+          <w:tab w:val="num" w:pos="0"/>
+        </w:tabs>
+        <w:ind w:start="0" w:hanging="0"/>
+      </w:pPr>
     </w:lvl>
     <w:lvl w:ilvl="1">
       <w:start w:val="1"/>
-      <w:numFmt w:val="decimal"/>
-      <w:lvlText w:val="%2."/>
-      <w:lvlJc w:val="start"/>
-      <w:pPr>
-        <w:tabs>
-          <w:tab w:val="num" w:pos="1418"/>
-        </w:tabs>
-        <w:ind w:start="1418" w:hanging="283"/>
-      </w:pPr>
-      <w:rPr/>
+      <w:numFmt w:val="none"/>
+      <w:suff w:val="nothing"/>
+      <w:lvlText w:val=""/>
+      <w:lvlJc w:val="start"/>
+      <w:pPr>
+        <w:tabs>
+          <w:tab w:val="num" w:pos="0"/>
+        </w:tabs>
+        <w:ind w:start="0" w:hanging="0"/>
+      </w:pPr>
     </w:lvl>
     <w:lvl w:ilvl="2">
       <w:start w:val="1"/>
-      <w:numFmt w:val="decimal"/>
-      <w:lvlText w:val="%3."/>
-      <w:lvlJc w:val="start"/>
-      <w:pPr>
-        <w:tabs>
-          <w:tab w:val="num" w:pos="2127"/>
-        </w:tabs>
-        <w:ind w:start="2127" w:hanging="283"/>
-      </w:pPr>
-      <w:rPr/>
+      <w:numFmt w:val="none"/>
+      <w:suff w:val="nothing"/>
+      <w:lvlText w:val=""/>
+      <w:lvlJc w:val="start"/>
+      <w:pPr>
+        <w:tabs>
+          <w:tab w:val="num" w:pos="0"/>
+        </w:tabs>
+        <w:ind w:start="0" w:hanging="0"/>
+      </w:pPr>
     </w:lvl>
     <w:lvl w:ilvl="3">
       <w:start w:val="1"/>
-      <w:numFmt w:val="decimal"/>
-      <w:lvlText w:val="%4."/>
-      <w:lvlJc w:val="start"/>
-      <w:pPr>
-        <w:tabs>
-          <w:tab w:val="num" w:pos="2836"/>
-        </w:tabs>
-        <w:ind w:start="2836" w:hanging="283"/>
-      </w:pPr>
-      <w:rPr/>
+      <w:numFmt w:val="none"/>
+      <w:suff w:val="nothing"/>
+      <w:lvlText w:val=""/>
+      <w:lvlJc w:val="start"/>
+      <w:pPr>
+        <w:tabs>
+          <w:tab w:val="num" w:pos="0"/>
+        </w:tabs>
+        <w:ind w:start="0" w:hanging="0"/>
+      </w:pPr>
     </w:lvl>
     <w:lvl w:ilvl="4">
       <w:start w:val="1"/>
-      <w:numFmt w:val="decimal"/>
-      <w:lvlText w:val="%5."/>
-      <w:lvlJc w:val="start"/>
-      <w:pPr>
-        <w:tabs>
-          <w:tab w:val="num" w:pos="3545"/>
-        </w:tabs>
-        <w:ind w:start="3545" w:hanging="283"/>
-      </w:pPr>
-      <w:rPr/>
+      <w:numFmt w:val="none"/>
+      <w:suff w:val="nothing"/>
+      <w:lvlText w:val=""/>
+      <w:lvlJc w:val="start"/>
+      <w:pPr>
+        <w:tabs>
+          <w:tab w:val="num" w:pos="0"/>
+        </w:tabs>
+        <w:ind w:start="0" w:hanging="0"/>
+      </w:pPr>
     </w:lvl>
     <w:lvl w:ilvl="5">
       <w:start w:val="1"/>
-      <w:numFmt w:val="decimal"/>
-      <w:lvlText w:val="%6."/>
-      <w:lvlJc w:val="start"/>
-      <w:pPr>
-        <w:tabs>
-          <w:tab w:val="num" w:pos="4254"/>
-        </w:tabs>
-        <w:ind w:start="4254" w:hanging="283"/>
-      </w:pPr>
-      <w:rPr/>
+      <w:numFmt w:val="none"/>
+      <w:suff w:val="nothing"/>
+      <w:lvlText w:val=""/>
+      <w:lvlJc w:val="start"/>
+      <w:pPr>
+        <w:tabs>
+          <w:tab w:val="num" w:pos="0"/>
+        </w:tabs>
+        <w:ind w:start="0" w:hanging="0"/>
+      </w:pPr>
     </w:lvl>
     <w:lvl w:ilvl="6">
       <w:start w:val="1"/>
-      <w:numFmt w:val="decimal"/>
-      <w:lvlText w:val="%7."/>
-      <w:lvlJc w:val="start"/>
-      <w:pPr>
-        <w:tabs>
-          <w:tab w:val="num" w:pos="4963"/>
-        </w:tabs>
-        <w:ind w:start="4963" w:hanging="283"/>
-      </w:pPr>
-      <w:rPr/>
+      <w:numFmt w:val="none"/>
+      <w:suff w:val="nothing"/>
+      <w:lvlText w:val=""/>
+      <w:lvlJc w:val="start"/>
+      <w:pPr>
+        <w:tabs>
+          <w:tab w:val="num" w:pos="0"/>
+        </w:tabs>
+        <w:ind w:start="0" w:hanging="0"/>
+      </w:pPr>
     </w:lvl>
     <w:lvl w:ilvl="7">
       <w:start w:val="1"/>
-      <w:numFmt w:val="decimal"/>
-      <w:lvlText w:val="%8."/>
-      <w:lvlJc w:val="start"/>
-      <w:pPr>
-        <w:tabs>
-          <w:tab w:val="num" w:pos="5672"/>
-        </w:tabs>
-        <w:ind w:start="5672" w:hanging="283"/>
-      </w:pPr>
-      <w:rPr/>
+      <w:numFmt w:val="none"/>
+      <w:suff w:val="nothing"/>
+      <w:lvlText w:val=""/>
+      <w:lvlJc w:val="start"/>
+      <w:pPr>
+        <w:tabs>
+          <w:tab w:val="num" w:pos="0"/>
+        </w:tabs>
+        <w:ind w:start="0" w:hanging="0"/>
+      </w:pPr>
     </w:lvl>
     <w:lvl w:ilvl="8">
       <w:start w:val="1"/>
-      <w:numFmt w:val="decimal"/>
-      <w:lvlText w:val="%9."/>
-      <w:lvlJc w:val="start"/>
-      <w:pPr>
-        <w:tabs>
-          <w:tab w:val="num" w:pos="6381"/>
-        </w:tabs>
-        <w:ind w:start="6381" w:hanging="283"/>
-      </w:pPr>
-      <w:rPr/>
+      <w:numFmt w:val="none"/>
+      <w:suff w:val="nothing"/>
+      <w:lvlText w:val=""/>
+      <w:lvlJc w:val="start"/>
+      <w:pPr>
+        <w:tabs>
+          <w:tab w:val="num" w:pos="0"/>
+        </w:tabs>
+        <w:ind w:start="0" w:hanging="0"/>
+      </w:pPr>
     </w:lvl>
   </w:abstractNum>
   <w:num w:numId="1">
@@ -4331,7 +4435,6 @@
     </w:rPrDefault>
     <w:pPrDefault>
       <w:pPr>
-        <w:widowControl/>
         <w:suppressAutoHyphens w:val="true"/>
       </w:pPr>
     </w:pPrDefault>
@@ -4341,10 +4444,11 @@
     <w:qFormat/>
     <w:pPr>
       <w:widowControl/>
-      <w:kinsoku w:val="true"/>
-      <w:overflowPunct w:val="true"/>
-      <w:autoSpaceDE w:val="true"/>
+      <w:suppressAutoHyphens w:val="true"/>
+      <w:overflowPunct w:val="false"/>
       <w:bidi w:val="0"/>
+      <w:spacing w:before="0" w:after="0"/>
+      <w:jc w:val="start"/>
     </w:pPr>
     <w:rPr>
       <w:rFonts w:ascii="Liberation Serif" w:hAnsi="Liberation Serif" w:eastAsia="Noto Serif CJK SC" w:cs="Noto Sans Devanagari"/>
@@ -4357,7 +4461,7 @@
   </w:style>
   <w:style w:type="paragraph" w:styleId="Heading1">
     <w:name w:val="heading 1"/>
-    <w:basedOn w:val="Ttulo"/>
+    <w:basedOn w:val="Ttulouser"/>
     <w:next w:val="BodyText"/>
     <w:qFormat/>
     <w:pPr>
@@ -4378,7 +4482,7 @@
   </w:style>
   <w:style w:type="paragraph" w:styleId="Heading2">
     <w:name w:val="heading 2"/>
-    <w:basedOn w:val="Ttulo"/>
+    <w:basedOn w:val="Ttulouser"/>
     <w:next w:val="BodyText"/>
     <w:qFormat/>
     <w:pPr>
@@ -4399,7 +4503,7 @@
   </w:style>
   <w:style w:type="paragraph" w:styleId="Heading3">
     <w:name w:val="heading 3"/>
-    <w:basedOn w:val="Ttulo"/>
+    <w:basedOn w:val="Ttulouser"/>
     <w:next w:val="BodyText"/>
     <w:qFormat/>
     <w:pPr>
@@ -4418,8 +4522,8 @@
       <w:szCs w:val="28"/>
     </w:rPr>
   </w:style>
-  <w:style w:type="character" w:styleId="Bolos">
-    <w:name w:val="Bolos"/>
+  <w:style w:type="character" w:styleId="Bolosuser">
+    <w:name w:val="Bolos (user)"/>
     <w:qFormat/>
     <w:rPr>
       <w:rFonts w:ascii="OpenSymbol" w:hAnsi="OpenSymbol" w:eastAsia="OpenSymbol" w:cs="OpenSymbol"/>
@@ -4433,13 +4537,13 @@
       <w:bCs/>
     </w:rPr>
   </w:style>
-  <w:style w:type="character" w:styleId="Smbolosdenumeracin">
-    <w:name w:val="Símbolos de numeración"/>
+  <w:style w:type="character" w:styleId="Smbolosdenumeracinuser">
+    <w:name w:val="Símbolos de numeración (user)"/>
     <w:qFormat/>
     <w:rPr/>
   </w:style>
-  <w:style w:type="character" w:styleId="Textooriginal">
-    <w:name w:val="Texto original"/>
+  <w:style w:type="character" w:styleId="Textooriginaluser">
+    <w:name w:val="Texto original (user)"/>
     <w:qFormat/>
     <w:rPr>
       <w:rFonts w:ascii="Liberation Mono" w:hAnsi="Liberation Mono" w:eastAsia="Noto Sans Mono CJK SC" w:cs="Liberation Mono"/>
@@ -4518,8 +4622,34 @@
       <w:rFonts w:cs="Noto Sans Devanagari"/>
     </w:rPr>
   </w:style>
-  <w:style w:type="paragraph" w:styleId="Lneahorizontal">
-    <w:name w:val="Línea horizontal"/>
+  <w:style w:type="paragraph" w:styleId="Ttulouser">
+    <w:name w:val="Título (user)"/>
+    <w:basedOn w:val="Normal"/>
+    <w:next w:val="BodyText"/>
+    <w:qFormat/>
+    <w:pPr>
+      <w:keepNext w:val="true"/>
+      <w:spacing w:before="240" w:after="120"/>
+    </w:pPr>
+    <w:rPr>
+      <w:rFonts w:ascii="Liberation Sans" w:hAnsi="Liberation Sans" w:eastAsia="Noto Sans CJK SC" w:cs="Noto Sans Devanagari"/>
+      <w:sz w:val="28"/>
+      <w:szCs w:val="28"/>
+    </w:rPr>
+  </w:style>
+  <w:style w:type="paragraph" w:styleId="ndiceuser">
+    <w:name w:val="Índice (user)"/>
+    <w:basedOn w:val="Normal"/>
+    <w:qFormat/>
+    <w:pPr>
+      <w:suppressLineNumbers/>
+    </w:pPr>
+    <w:rPr>
+      <w:rFonts w:cs="Noto Sans Devanagari"/>
+    </w:rPr>
+  </w:style>
+  <w:style w:type="paragraph" w:styleId="Lneahorizontaluser">
+    <w:name w:val="Línea horizontal (user)"/>
     <w:basedOn w:val="Normal"/>
     <w:next w:val="BodyText"/>
     <w:qFormat/>
